--- a/docs/manual-v4/CaseFlow功能更新说明_2026-10-18至10-25.docx
+++ b/docs/manual-v4/CaseFlow功能更新说明_2026-10-18至10-25.docx
@@ -2697,7 +2697,7 @@
       <w:r>
         <w:drawing>
           <wp:inline xmlns:a="http://schemas.openxmlformats.org/drawingml/2006/main" xmlns:pic="http://schemas.openxmlformats.org/drawingml/2006/picture">
-            <wp:extent cx="5580000" cy="1590125"/>
+            <wp:extent cx="5580000" cy="1598468"/>
             <wp:docPr id="8" name="Picture 8"/>
             <wp:cNvGraphicFramePr>
               <a:graphicFrameLocks noChangeAspect="1"/>
@@ -2718,7 +2718,7 @@
                   <pic:spPr>
                     <a:xfrm>
                       <a:off x="0" y="0"/>
-                      <a:ext cx="5580000" cy="1590125"/>
+                      <a:ext cx="5580000" cy="1598468"/>
                     </a:xfrm>
                     <a:prstGeom prst="rect"/>
                   </pic:spPr>

--- a/docs/manual-v4/CaseFlow功能更新说明_2026-10-18至10-25.docx
+++ b/docs/manual-v4/CaseFlow功能更新说明_2026-10-18至10-25.docx
@@ -2697,7 +2697,7 @@
       <w:r>
         <w:drawing>
           <wp:inline xmlns:a="http://schemas.openxmlformats.org/drawingml/2006/main" xmlns:pic="http://schemas.openxmlformats.org/drawingml/2006/picture">
-            <wp:extent cx="5580000" cy="1598468"/>
+            <wp:extent cx="5580000" cy="2009683"/>
             <wp:docPr id="8" name="Picture 8"/>
             <wp:cNvGraphicFramePr>
               <a:graphicFrameLocks noChangeAspect="1"/>
@@ -2718,7 +2718,7 @@
                   <pic:spPr>
                     <a:xfrm>
                       <a:off x="0" y="0"/>
-                      <a:ext cx="5580000" cy="1598468"/>
+                      <a:ext cx="5580000" cy="2009683"/>
                     </a:xfrm>
                     <a:prstGeom prst="rect"/>
                   </pic:spPr>

--- a/docs/manual-v4/CaseFlow功能更新说明_2026-10-18至10-25.docx
+++ b/docs/manual-v4/CaseFlow功能更新说明_2026-10-18至10-25.docx
@@ -2697,7 +2697,7 @@
       <w:r>
         <w:drawing>
           <wp:inline xmlns:a="http://schemas.openxmlformats.org/drawingml/2006/main" xmlns:pic="http://schemas.openxmlformats.org/drawingml/2006/picture">
-            <wp:extent cx="5580000" cy="2009683"/>
+            <wp:extent cx="5580000" cy="1404000"/>
             <wp:docPr id="8" name="Picture 8"/>
             <wp:cNvGraphicFramePr>
               <a:graphicFrameLocks noChangeAspect="1"/>
@@ -2718,7 +2718,7 @@
                   <pic:spPr>
                     <a:xfrm>
                       <a:off x="0" y="0"/>
-                      <a:ext cx="5580000" cy="2009683"/>
+                      <a:ext cx="5580000" cy="1404000"/>
                     </a:xfrm>
                     <a:prstGeom prst="rect"/>
                   </pic:spPr>
